--- a/PRDs/CR/EVENTS/CBM-SubDomain-Overview-Events.docx
+++ b/PRDs/CR/EVENTS/CBM-SubDomain-Overview-Events.docx
@@ -114,7 +114,7 @@
                 <w:sz w:val="20"/>
                 <w:szCs w:val="20"/>
               </w:rPr>
-              <w:t xml:space="preserve">1.0</w:t>
+              <w:t xml:space="preserve">1.1</w:t>
             </w:r>
           </w:p>
         </w:tc>
@@ -244,7 +244,7 @@
                 <w:sz w:val="20"/>
                 <w:szCs w:val="20"/>
               </w:rPr>
-              <w:t xml:space="preserve">04-13-26 00:14</w:t>
+              <w:t xml:space="preserve">05-29-26 14:00</w:t>
             </w:r>
           </w:p>
         </w:tc>
@@ -6646,7 +6646,7 @@
           <w:sz w:val="22"/>
           <w:szCs w:val="22"/>
         </w:rPr>
-        <w:t xml:space="preserve">The specific capture mechanism differs between formats but the data model does not. For in-person events, attendance is recorded manually (at-the-door check-in or post-event bulk update from a sign-in sheet). For virtual events, attendance can be imported from the meeting platform's attendance export (when available) or recorded manually from a platform attendance report. The Sub-Domain Overview does not lock in a specific UX mechanism; the choice of day-of check-in view versus post-event bulk update, and of automated platform import versus manual entry, is a CR-EVENTS-MANAGE process decision.</w:t>
+        <w:t xml:space="preserve">The specific capture mechanism differs between formats but the data model does not. For in-person events, attendance is recorded manually (at-the-door check-in or post-event bulk update from a sign-in sheet). For virtual events, a virtual meeting platform integration is specified and captures attendance automatically when a deployment enables it: the integration bridge reads the post-event attendance report, writes attendance status to the matching Event Registrations, and creates Walk-In registrations for unmatched participants. Deployments without the integration, and virtual events held on another platform, fall back to manual entry from the platform attendance report. The integration is conditional, and the data model remains platform-agnostic; the UX for the manual path (day-of check-in view versus post-event bulk update) remains a CR-EVENTS-MANAGE process decision.</w:t>
       </w:r>
     </w:p>
     <w:p>
@@ -11846,6 +11846,331 @@
         <w:t xml:space="preserve">CR-EVENTS contributes co-sponsored event data (Event records with coSponsoringPartners link and attendance data). The definition and governance of partner-level reports belong to CR-PARTNER-MANAGE.</w:t>
       </w:r>
     </w:p>
+    <w:p>
+      <w:pPr>
+        <w:pStyle w:val="Heading1"/>
+        <w:spacing w:after="120" w:before="360"/>
+      </w:pPr>
+      <w:r>
+        <w:rPr>
+          <w:rFonts w:ascii="Arial" w:cs="Arial" w:eastAsia="Arial" w:hAnsi="Arial"/>
+          <w:b/>
+          <w:bCs/>
+          <w:i w:val="false"/>
+          <w:iCs w:val="false"/>
+          <w:color w:val="1F3864"/>
+          <w:sz w:val="32"/>
+          <w:szCs w:val="32"/>
+        </w:rPr>
+        <w:t xml:space="preserve">6. Change Log</w:t>
+      </w:r>
+    </w:p>
+    <w:tbl>
+      <w:tblPr>
+        <w:tblW w:type="dxa" w:w="9360"/>
+        <w:tblBorders>
+          <w:top w:val="single" w:color="AAAAAA" w:sz="1"/>
+          <w:left w:val="single" w:color="AAAAAA" w:sz="1"/>
+          <w:bottom w:val="single" w:color="AAAAAA" w:sz="1"/>
+          <w:right w:val="single" w:color="AAAAAA" w:sz="1"/>
+          <w:insideH w:val="single" w:color="AAAAAA" w:sz="1"/>
+          <w:insideV w:val="single" w:color="AAAAAA" w:sz="1"/>
+        </w:tblBorders>
+      </w:tblPr>
+      <w:tblGrid>
+        <w:gridCol w:w="1300"/>
+        <w:gridCol w:w="1900"/>
+        <w:gridCol w:w="6160"/>
+      </w:tblGrid>
+      <w:tr>
+        <w:tc>
+          <w:tcPr>
+            <w:tcW w:type="dxa" w:w="1300"/>
+            <w:tcBorders>
+              <w:top w:val="single" w:color="AAAAAA" w:sz="1"/>
+              <w:left w:val="single" w:color="AAAAAA" w:sz="1"/>
+              <w:bottom w:val="single" w:color="AAAAAA" w:sz="1"/>
+              <w:right w:val="single" w:color="AAAAAA" w:sz="1"/>
+            </w:tcBorders>
+            <w:shd w:fill="F2F7FB" w:val="clear"/>
+            <w:tcMar>
+              <w:top w:type="dxa" w:w="60"/>
+              <w:left w:type="dxa" w:w="100"/>
+              <w:bottom w:type="dxa" w:w="60"/>
+              <w:right w:type="dxa" w:w="100"/>
+            </w:tcMar>
+          </w:tcPr>
+          <w:p>
+            <w:r>
+              <w:rPr>
+                <w:rFonts w:ascii="Arial" w:cs="Arial" w:eastAsia="Arial" w:hAnsi="Arial"/>
+                <w:b/>
+                <w:bCs/>
+                <w:i w:val="false"/>
+                <w:iCs w:val="false"/>
+                <w:sz w:val="20"/>
+                <w:szCs w:val="20"/>
+              </w:rPr>
+              <w:t xml:space="preserve">Version</w:t>
+            </w:r>
+          </w:p>
+        </w:tc>
+        <w:tc>
+          <w:tcPr>
+            <w:tcW w:type="dxa" w:w="1900"/>
+            <w:tcBorders>
+              <w:top w:val="single" w:color="AAAAAA" w:sz="1"/>
+              <w:left w:val="single" w:color="AAAAAA" w:sz="1"/>
+              <w:bottom w:val="single" w:color="AAAAAA" w:sz="1"/>
+              <w:right w:val="single" w:color="AAAAAA" w:sz="1"/>
+            </w:tcBorders>
+            <w:shd w:fill="F2F7FB" w:val="clear"/>
+            <w:tcMar>
+              <w:top w:type="dxa" w:w="60"/>
+              <w:left w:type="dxa" w:w="100"/>
+              <w:bottom w:type="dxa" w:w="60"/>
+              <w:right w:type="dxa" w:w="100"/>
+            </w:tcMar>
+          </w:tcPr>
+          <w:p>
+            <w:r>
+              <w:rPr>
+                <w:rFonts w:ascii="Arial" w:cs="Arial" w:eastAsia="Arial" w:hAnsi="Arial"/>
+                <w:b/>
+                <w:bCs/>
+                <w:i w:val="false"/>
+                <w:iCs w:val="false"/>
+                <w:sz w:val="20"/>
+                <w:szCs w:val="20"/>
+              </w:rPr>
+              <w:t xml:space="preserve">Date</w:t>
+            </w:r>
+          </w:p>
+        </w:tc>
+        <w:tc>
+          <w:tcPr>
+            <w:tcW w:type="dxa" w:w="6160"/>
+            <w:tcBorders>
+              <w:top w:val="single" w:color="AAAAAA" w:sz="1"/>
+              <w:left w:val="single" w:color="AAAAAA" w:sz="1"/>
+              <w:bottom w:val="single" w:color="AAAAAA" w:sz="1"/>
+              <w:right w:val="single" w:color="AAAAAA" w:sz="1"/>
+            </w:tcBorders>
+            <w:shd w:fill="F2F7FB" w:val="clear"/>
+            <w:tcMar>
+              <w:top w:type="dxa" w:w="60"/>
+              <w:left w:type="dxa" w:w="100"/>
+              <w:bottom w:type="dxa" w:w="60"/>
+              <w:right w:type="dxa" w:w="100"/>
+            </w:tcMar>
+          </w:tcPr>
+          <w:p>
+            <w:r>
+              <w:rPr>
+                <w:rFonts w:ascii="Arial" w:cs="Arial" w:eastAsia="Arial" w:hAnsi="Arial"/>
+                <w:b/>
+                <w:bCs/>
+                <w:i w:val="false"/>
+                <w:iCs w:val="false"/>
+                <w:sz w:val="20"/>
+                <w:szCs w:val="20"/>
+              </w:rPr>
+              <w:t xml:space="preserve">Summary of Changes</w:t>
+            </w:r>
+          </w:p>
+        </w:tc>
+      </w:tr>
+      <w:tr>
+        <w:tc>
+          <w:tcPr>
+            <w:tcW w:type="dxa" w:w="1300"/>
+            <w:tcBorders>
+              <w:top w:val="single" w:color="AAAAAA" w:sz="1"/>
+              <w:left w:val="single" w:color="AAAAAA" w:sz="1"/>
+              <w:bottom w:val="single" w:color="AAAAAA" w:sz="1"/>
+              <w:right w:val="single" w:color="AAAAAA" w:sz="1"/>
+            </w:tcBorders>
+            <w:tcMar>
+              <w:top w:type="dxa" w:w="60"/>
+              <w:left w:type="dxa" w:w="100"/>
+              <w:bottom w:type="dxa" w:w="60"/>
+              <w:right w:type="dxa" w:w="100"/>
+            </w:tcMar>
+          </w:tcPr>
+          <w:p>
+            <w:r>
+              <w:rPr>
+                <w:rFonts w:ascii="Arial" w:cs="Arial" w:eastAsia="Arial" w:hAnsi="Arial"/>
+                <w:b w:val="false"/>
+                <w:bCs w:val="false"/>
+                <w:i w:val="false"/>
+                <w:iCs w:val="false"/>
+                <w:sz w:val="20"/>
+                <w:szCs w:val="20"/>
+              </w:rPr>
+              <w:t xml:space="preserve">1.1</w:t>
+            </w:r>
+          </w:p>
+        </w:tc>
+        <w:tc>
+          <w:tcPr>
+            <w:tcW w:type="dxa" w:w="1900"/>
+            <w:tcBorders>
+              <w:top w:val="single" w:color="AAAAAA" w:sz="1"/>
+              <w:left w:val="single" w:color="AAAAAA" w:sz="1"/>
+              <w:bottom w:val="single" w:color="AAAAAA" w:sz="1"/>
+              <w:right w:val="single" w:color="AAAAAA" w:sz="1"/>
+            </w:tcBorders>
+            <w:tcMar>
+              <w:top w:type="dxa" w:w="60"/>
+              <w:left w:type="dxa" w:w="100"/>
+              <w:bottom w:type="dxa" w:w="60"/>
+              <w:right w:type="dxa" w:w="100"/>
+            </w:tcMar>
+          </w:tcPr>
+          <w:p>
+            <w:r>
+              <w:rPr>
+                <w:rFonts w:ascii="Arial" w:cs="Arial" w:eastAsia="Arial" w:hAnsi="Arial"/>
+                <w:b w:val="false"/>
+                <w:bCs w:val="false"/>
+                <w:i w:val="false"/>
+                <w:iCs w:val="false"/>
+                <w:sz w:val="20"/>
+                <w:szCs w:val="20"/>
+              </w:rPr>
+              <w:t xml:space="preserve">05-29-26 14:00</w:t>
+            </w:r>
+          </w:p>
+        </w:tc>
+        <w:tc>
+          <w:tcPr>
+            <w:tcW w:type="dxa" w:w="6160"/>
+            <w:tcBorders>
+              <w:top w:val="single" w:color="AAAAAA" w:sz="1"/>
+              <w:left w:val="single" w:color="AAAAAA" w:sz="1"/>
+              <w:bottom w:val="single" w:color="AAAAAA" w:sz="1"/>
+              <w:right w:val="single" w:color="AAAAAA" w:sz="1"/>
+            </w:tcBorders>
+            <w:tcMar>
+              <w:top w:type="dxa" w:w="60"/>
+              <w:left w:type="dxa" w:w="100"/>
+              <w:bottom w:type="dxa" w:w="60"/>
+              <w:right w:type="dxa" w:w="100"/>
+            </w:tcMar>
+          </w:tcPr>
+          <w:p>
+            <w:r>
+              <w:rPr>
+                <w:rFonts w:ascii="Arial" w:cs="Arial" w:eastAsia="Arial" w:hAnsi="Arial"/>
+                <w:b w:val="false"/>
+                <w:bCs w:val="false"/>
+                <w:i w:val="false"/>
+                <w:iCs w:val="false"/>
+                <w:sz w:val="20"/>
+                <w:szCs w:val="20"/>
+              </w:rPr>
+              <w:t xml:space="preserve">Updated the Attendance Capture Model (Section 4.7) to reflect the ratified conditional virtual meeting platform integration: automated attendance capture when a deployment enables it, with manual entry as the fallback for non-integrated deployments and other platforms.</w:t>
+            </w:r>
+          </w:p>
+        </w:tc>
+      </w:tr>
+      <w:tr>
+        <w:tc>
+          <w:tcPr>
+            <w:tcW w:type="dxa" w:w="1300"/>
+            <w:tcBorders>
+              <w:top w:val="single" w:color="AAAAAA" w:sz="1"/>
+              <w:left w:val="single" w:color="AAAAAA" w:sz="1"/>
+              <w:bottom w:val="single" w:color="AAAAAA" w:sz="1"/>
+              <w:right w:val="single" w:color="AAAAAA" w:sz="1"/>
+            </w:tcBorders>
+            <w:tcMar>
+              <w:top w:type="dxa" w:w="60"/>
+              <w:left w:type="dxa" w:w="100"/>
+              <w:bottom w:type="dxa" w:w="60"/>
+              <w:right w:type="dxa" w:w="100"/>
+            </w:tcMar>
+          </w:tcPr>
+          <w:p>
+            <w:r>
+              <w:rPr>
+                <w:rFonts w:ascii="Arial" w:cs="Arial" w:eastAsia="Arial" w:hAnsi="Arial"/>
+                <w:b w:val="false"/>
+                <w:bCs w:val="false"/>
+                <w:i w:val="false"/>
+                <w:iCs w:val="false"/>
+                <w:sz w:val="20"/>
+                <w:szCs w:val="20"/>
+              </w:rPr>
+              <w:t xml:space="preserve">1.0</w:t>
+            </w:r>
+          </w:p>
+        </w:tc>
+        <w:tc>
+          <w:tcPr>
+            <w:tcW w:type="dxa" w:w="1900"/>
+            <w:tcBorders>
+              <w:top w:val="single" w:color="AAAAAA" w:sz="1"/>
+              <w:left w:val="single" w:color="AAAAAA" w:sz="1"/>
+              <w:bottom w:val="single" w:color="AAAAAA" w:sz="1"/>
+              <w:right w:val="single" w:color="AAAAAA" w:sz="1"/>
+            </w:tcBorders>
+            <w:tcMar>
+              <w:top w:type="dxa" w:w="60"/>
+              <w:left w:type="dxa" w:w="100"/>
+              <w:bottom w:type="dxa" w:w="60"/>
+              <w:right w:type="dxa" w:w="100"/>
+            </w:tcMar>
+          </w:tcPr>
+          <w:p>
+            <w:r>
+              <w:rPr>
+                <w:rFonts w:ascii="Arial" w:cs="Arial" w:eastAsia="Arial" w:hAnsi="Arial"/>
+                <w:b w:val="false"/>
+                <w:bCs w:val="false"/>
+                <w:i w:val="false"/>
+                <w:iCs w:val="false"/>
+                <w:sz w:val="20"/>
+                <w:szCs w:val="20"/>
+              </w:rPr>
+              <w:t xml:space="preserve">04-13-26 00:14</w:t>
+            </w:r>
+          </w:p>
+        </w:tc>
+        <w:tc>
+          <w:tcPr>
+            <w:tcW w:type="dxa" w:w="6160"/>
+            <w:tcBorders>
+              <w:top w:val="single" w:color="AAAAAA" w:sz="1"/>
+              <w:left w:val="single" w:color="AAAAAA" w:sz="1"/>
+              <w:bottom w:val="single" w:color="AAAAAA" w:sz="1"/>
+              <w:right w:val="single" w:color="AAAAAA" w:sz="1"/>
+            </w:tcBorders>
+            <w:tcMar>
+              <w:top w:type="dxa" w:w="60"/>
+              <w:left w:type="dxa" w:w="100"/>
+              <w:bottom w:type="dxa" w:w="60"/>
+              <w:right w:type="dxa" w:w="100"/>
+            </w:tcMar>
+          </w:tcPr>
+          <w:p>
+            <w:r>
+              <w:rPr>
+                <w:rFonts w:ascii="Arial" w:cs="Arial" w:eastAsia="Arial" w:hAnsi="Arial"/>
+                <w:b w:val="false"/>
+                <w:bCs w:val="false"/>
+                <w:i w:val="false"/>
+                <w:iCs w:val="false"/>
+                <w:sz w:val="20"/>
+                <w:szCs w:val="20"/>
+              </w:rPr>
+              <w:t xml:space="preserve">Initial CR-EVENTS Sub-Domain Overview.</w:t>
+            </w:r>
+          </w:p>
+        </w:tc>
+      </w:tr>
+    </w:tbl>
     <w:sectPr>
       <w:headerReference w:type="default" r:id="rId7"/>
       <w:footerReference w:type="default" r:id="rId8"/>

--- a/PRDs/CR/EVENTS/CBM-SubDomain-Overview-Events.docx
+++ b/PRDs/CR/EVENTS/CBM-SubDomain-Overview-Events.docx
@@ -114,7 +114,7 @@
                 <w:sz w:val="20"/>
                 <w:szCs w:val="20"/>
               </w:rPr>
-              <w:t xml:space="preserve">1.1</w:t>
+              <w:t xml:space="preserve">1.2</w:t>
             </w:r>
           </w:p>
         </w:tc>
@@ -244,7 +244,7 @@
                 <w:sz w:val="20"/>
                 <w:szCs w:val="20"/>
               </w:rPr>
-              <w:t xml:space="preserve">05-29-26 14:00</w:t>
+              <w:t xml:space="preserve">05-29-26 16:30</w:t>
             </w:r>
           </w:p>
         </w:tc>
@@ -6861,6 +6861,37 @@
     </w:p>
     <w:p>
       <w:pPr>
+        <w:pStyle w:val="Heading2"/>
+      </w:pPr>
+      <w:r>
+        <w:rPr>
+          <w:rFonts w:ascii="Arial" w:cs="Arial" w:eastAsia="Arial" w:hAnsi="Arial"/>
+        </w:rPr>
+        <w:t xml:space="preserve">4.11 Public Event Listing and Discovery</w:t>
+      </w:r>
+    </w:p>
+    <w:p>
+      <w:r>
+        <w:rPr>
+          <w:rFonts w:ascii="Arial" w:cs="Arial" w:eastAsia="Arial" w:hAnsi="Arial"/>
+          <w:sz w:val="22"/>
+          <w:szCs w:val="22"/>
+        </w:rPr>
+        <w:t xml:space="preserve">Beyond per-event registration links, the Events sub-domain supports a public list of upcoming events that prospective attendees can browse. Two fields on the Event govern this: listedPublicly, a reversible publish flag, and publishedAt, the system-set first-publication time. Publishing to the list is a deliberate action separate from the Scheduled status — an event can be Scheduled without being listed, and it can be unlisted without changing status.</w:t>
+      </w:r>
+    </w:p>
+    <w:p>
+      <w:r>
+        <w:rPr>
+          <w:rFonts w:ascii="Arial" w:cs="Arial" w:eastAsia="Arial" w:hAnsi="Arial"/>
+          <w:sz w:val="22"/>
+          <w:szCs w:val="22"/>
+        </w:rPr>
+        <w:t xml:space="preserve">The public list is hosted in the custom web application. It shows only events that are listed, at Scheduled status, and not yet started, ordered soonest-first; an event drops off the list at its start time. Selecting an event leads to the same public registration form, so a registration originating from the list follows the identical Contact match-or-create and Account precedence handling. The system clears listedPublicly automatically when an event is Cancelled or Postponed.</w:t>
+      </w:r>
+    </w:p>
+    <w:p>
+      <w:pPr>
         <w:pStyle w:val="Heading1"/>
         <w:spacing w:after="120" w:before="360"/>
       </w:pPr>
@@ -7021,6 +7052,28 @@
           <w:szCs w:val="22"/>
         </w:rPr>
         <w:t xml:space="preserve"> CR-EVENTS attribution data (Workshop or Event source value, event name in sourceAttributionDetails) and per-event conversion metrics feed the cross-sub-domain channel effectiveness comparison described in CR Domain Overview Section 3.9. The comparison reports are defined and governed by CR Domain Reconciliation (Phase 5), not by CR-EVENTS.</w:t>
+      </w:r>
+    </w:p>
+    <w:p>
+      <w:r>
+        <w:rPr>
+          <w:rFonts w:ascii="Arial" w:cs="Arial" w:eastAsia="Arial" w:hAnsi="Arial"/>
+          <w:b/>
+          <w:bCs/>
+          <w:sz w:val="22"/>
+          <w:szCs w:val="22"/>
+        </w:rPr>
+        <w:t xml:space="preserve">Handoff to CR-RESOURCES (Resource Library)</w:t>
+      </w:r>
+    </w:p>
+    <w:p>
+      <w:r>
+        <w:rPr>
+          <w:rFonts w:ascii="Arial" w:cs="Arial" w:eastAsia="Arial" w:hAnsi="Arial"/>
+          <w:sz w:val="22"/>
+          <w:szCs w:val="22"/>
+        </w:rPr>
+        <w:t xml:space="preserve">After an event is Completed, its recording can be migrated into a published resource on the public Resources page, which the CR-RESOURCES sub-domain owns. The event’s recordingUrl is the back-office entry point to the raw recording; the Content and Event Administrator retrieves it, edits and re-hosts the finished version, and creates a Resource that links back to the event. The raw recordingUrl is never published. This recording-migration step is defined as an optional final step in CR-EVENTS-MANAGE and continues into CR-RESOURCES-MANAGE.</w:t>
       </w:r>
     </w:p>
     <w:p>
@@ -11976,6 +12029,98 @@
                 <w:szCs w:val="20"/>
               </w:rPr>
               <w:t xml:space="preserve">Summary of Changes</w:t>
+            </w:r>
+          </w:p>
+        </w:tc>
+      </w:tr>
+      <w:tr>
+        <w:tc>
+          <w:tcPr>
+            <w:tcW w:type="dxa" w:w="1300"/>
+            <w:tcBorders>
+              <w:top w:val="single" w:color="AAAAAA" w:sz="1"/>
+              <w:left w:val="single" w:color="AAAAAA" w:sz="1"/>
+              <w:bottom w:val="single" w:color="AAAAAA" w:sz="1"/>
+              <w:right w:val="single" w:color="AAAAAA" w:sz="1"/>
+            </w:tcBorders>
+            <w:shd w:fill="F2F7FB" w:val="clear"/>
+            <w:tcMar>
+              <w:top w:type="dxa" w:w="60"/>
+              <w:left w:type="dxa" w:w="100"/>
+              <w:bottom w:type="dxa" w:w="60"/>
+              <w:right w:type="dxa" w:w="100"/>
+            </w:tcMar>
+          </w:tcPr>
+          <w:p>
+            <w:r>
+              <w:rPr>
+                <w:rFonts w:ascii="Arial" w:cs="Arial" w:eastAsia="Arial" w:hAnsi="Arial"/>
+                <w:b/>
+                <w:bCs/>
+                <w:sz w:val="20"/>
+                <w:szCs w:val="20"/>
+              </w:rPr>
+              <w:t xml:space="preserve">1.2</w:t>
+            </w:r>
+          </w:p>
+        </w:tc>
+        <w:tc>
+          <w:tcPr>
+            <w:tcW w:type="dxa" w:w="1900"/>
+            <w:tcBorders>
+              <w:top w:val="single" w:color="AAAAAA" w:sz="1"/>
+              <w:left w:val="single" w:color="AAAAAA" w:sz="1"/>
+              <w:bottom w:val="single" w:color="AAAAAA" w:sz="1"/>
+              <w:right w:val="single" w:color="AAAAAA" w:sz="1"/>
+            </w:tcBorders>
+            <w:shd w:fill="F2F7FB" w:val="clear"/>
+            <w:tcMar>
+              <w:top w:type="dxa" w:w="60"/>
+              <w:left w:type="dxa" w:w="100"/>
+              <w:bottom w:type="dxa" w:w="60"/>
+              <w:right w:type="dxa" w:w="100"/>
+            </w:tcMar>
+          </w:tcPr>
+          <w:p>
+            <w:r>
+              <w:rPr>
+                <w:rFonts w:ascii="Arial" w:cs="Arial" w:eastAsia="Arial" w:hAnsi="Arial"/>
+                <w:b w:val="false"/>
+                <w:bCs w:val="false"/>
+                <w:sz w:val="20"/>
+                <w:szCs w:val="20"/>
+              </w:rPr>
+              <w:t xml:space="preserve">05-29-26 16:30</w:t>
+            </w:r>
+          </w:p>
+        </w:tc>
+        <w:tc>
+          <w:tcPr>
+            <w:tcW w:type="dxa" w:w="6160"/>
+            <w:tcBorders>
+              <w:top w:val="single" w:color="AAAAAA" w:sz="1"/>
+              <w:left w:val="single" w:color="AAAAAA" w:sz="1"/>
+              <w:bottom w:val="single" w:color="AAAAAA" w:sz="1"/>
+              <w:right w:val="single" w:color="AAAAAA" w:sz="1"/>
+            </w:tcBorders>
+            <w:shd w:fill="F2F7FB" w:val="clear"/>
+            <w:tcMar>
+              <w:top w:type="dxa" w:w="60"/>
+              <w:left w:type="dxa" w:w="100"/>
+              <w:bottom w:type="dxa" w:w="60"/>
+              <w:right w:type="dxa" w:w="100"/>
+            </w:tcMar>
+          </w:tcPr>
+          <w:p>
+            <w:r>
+              <w:rPr>
+                <w:rFonts w:ascii="Arial" w:cs="Arial" w:eastAsia="Arial" w:hAnsi="Arial"/>
+                <w:b w:val="false"/>
+                <w:bCs w:val="false"/>
+                <w:sz w:val="20"/>
+                <w:szCs w:val="20"/>
+              </w:rPr>
+              <w:t xml:space="preserve">Added Section 4.11 Public Event Listing and Discovery (listedPublicly / publishedAt, the custom-web-app public events list, soonest-first with drop-off at start, auto-unlist on Cancel/Postpone) and a Section 5 handoff to the new CR-RESOURCES sub-domain for recording migration.</w:t>
             </w:r>
           </w:p>
         </w:tc>
